--- a/docs/WH-EEG-008_RevB_harness_and_cable_assembly.docx
+++ b/docs/WH-EEG-008_RevB_harness_and_cable_assembly.docx
@@ -132,7 +132,7 @@
         <w:t xml:space="preserve"> </w:t>
       </w:r>
       <w:r>
-        <w:t xml:space="preserve">DSN-EEG-003 Rev C, then RFQ-EEG-001 Rev E. Where this</w:t>
+        <w:t xml:space="preserve">DSN-EEG-003 Rev D, then RFQ-EEG-001 Rev E. Where this</w:t>
       </w:r>
       <w:r>
         <w:t xml:space="preserve"> </w:t>
@@ -31421,7 +31421,7 @@
         <w:t xml:space="preserve"> </w:t>
       </w:r>
       <w:r>
-        <w:t xml:space="preserve">SHR-30-A and SHR-22-A of JIG-EEG-009 Rev A are withdrawn: JIG-EEG-009 Rev B section 1.10 calls</w:t>
+        <w:t xml:space="preserve">SHR-30-A and SHR-22-A of Rev A of JIG-EEG-009 are withdrawn: JIG-EEG-009 Rev C section 1.10 calls</w:t>
       </w:r>
       <w:r>
         <w:t xml:space="preserve"> </w:t>
@@ -31841,7 +31841,7 @@
         <w:t xml:space="preserve">tools/mech_gen.py wh_key01()</w:t>
       </w:r>
       <w:r>
-        <w:t xml:space="preserve">, in the three forms JIG-EEG-009 Rev B section 1.10 asks for,</w:t>
+        <w:t xml:space="preserve">, in the three forms JIG-EEG-009 Rev C section 1.10 asks for,</w:t>
       </w:r>
       <w:r>
         <w:t xml:space="preserve"> </w:t>
@@ -36761,7 +36761,7 @@
         <w:t xml:space="preserve"> </w:t>
       </w:r>
       <w:r>
-        <w:t xml:space="preserve">cites this table and does not restate it. Where JIG-EEG-009 Rev B gave different figures –</w:t>
+        <w:t xml:space="preserve">cites this table and does not restate it. Where JIG-EEG-009 Rev C gave different figures –</w:t>
       </w:r>
       <w:r>
         <w:t xml:space="preserve"> </w:t>
